--- a/docx_resources/Вечірня-Утреня/В,У - Мінея/01-Січень/07-__-Собор_Йоана.docx
+++ b/docx_resources/Вечірня-Утреня/В,У - Мінея/01-Січень/07-__-Собор_Йоана.docx
@@ -1359,6 +1359,7 @@
           <w:b/>
           <w:i/>
           <w:color w:val="FF0000"/>
+          <w:sz w:val="24"/>
         </w:rPr>
         <w:t>Вечірні молитви</w:t>
       </w:r>
@@ -3023,6 +3024,7 @@
           <w:b/>
           <w:i/>
           <w:color w:val="FF0000"/>
+          <w:sz w:val="24"/>
         </w:rPr>
         <w:t>Стихири</w:t>
       </w:r>
@@ -3933,6 +3935,7 @@
           <w:b/>
           <w:i/>
           <w:color w:val="FF0000"/>
+          <w:sz w:val="24"/>
         </w:rPr>
         <w:t>Прокімен</w:t>
       </w:r>
@@ -4106,6 +4109,7 @@
           <w:b/>
           <w:i/>
           <w:color w:val="FF0000"/>
+          <w:sz w:val="24"/>
         </w:rPr>
         <w:t>Єктенія усильного благання</w:t>
       </w:r>
@@ -4724,6 +4728,7 @@
           <w:b/>
           <w:i/>
           <w:color w:val="FF0000"/>
+          <w:sz w:val="24"/>
         </w:rPr>
         <w:t>Сподоби, Господи</w:t>
       </w:r>
@@ -4947,6 +4952,7 @@
           <w:b/>
           <w:i/>
           <w:color w:val="FF0000"/>
+          <w:sz w:val="24"/>
         </w:rPr>
         <w:t>Прохальна єктенія</w:t>
       </w:r>
@@ -6264,6 +6270,7 @@
           <w:b/>
           <w:i/>
           <w:color w:val="FF0000"/>
+          <w:sz w:val="24"/>
         </w:rPr>
         <w:t>Пісня Симеона</w:t>
       </w:r>
@@ -6621,6 +6628,7 @@
           <w:b/>
           <w:i/>
           <w:color w:val="FF0000"/>
+          <w:sz w:val="24"/>
         </w:rPr>
         <w:t>Тропарі</w:t>
       </w:r>
@@ -7179,6 +7187,7 @@
           <w:b/>
           <w:i/>
           <w:color w:val="FF0000"/>
+          <w:sz w:val="24"/>
         </w:rPr>
         <w:t>Після Вечірні</w:t>
       </w:r>
@@ -9669,6 +9678,7 @@
           <w:b/>
           <w:i/>
           <w:color w:val="FF0000"/>
+          <w:sz w:val="24"/>
         </w:rPr>
         <w:t>Утренні молитви</w:t>
       </w:r>
@@ -10865,6 +10875,7 @@
           <w:b/>
           <w:i/>
           <w:color w:val="FF0000"/>
+          <w:sz w:val="24"/>
         </w:rPr>
         <w:t>Бог Господь...</w:t>
       </w:r>
@@ -10873,6 +10884,7 @@
           <w:rFonts w:ascii="Times New Roman" w:hAnsi="Times New Roman"/>
           <w:i/>
           <w:color w:val="FF0000"/>
+          <w:sz w:val="24"/>
         </w:rPr>
         <w:t xml:space="preserve"> (Пс. 117), глас 1</w:t>
       </w:r>
@@ -11096,6 +11108,7 @@
           <w:b/>
           <w:i/>
           <w:color w:val="FF0000"/>
+          <w:sz w:val="24"/>
         </w:rPr>
         <w:t>Тропарі</w:t>
       </w:r>
@@ -11345,6 +11358,7 @@
           <w:b/>
           <w:i/>
           <w:color w:val="FF0000"/>
+          <w:sz w:val="24"/>
         </w:rPr>
         <w:t>Мала єктенія</w:t>
       </w:r>
@@ -11638,6 +11652,7 @@
           <w:b/>
           <w:i/>
           <w:color w:val="FF0000"/>
+          <w:sz w:val="24"/>
         </w:rPr>
         <w:t>Перший сідальний</w:t>
       </w:r>
@@ -11814,6 +11829,7 @@
           <w:b/>
           <w:i/>
           <w:color w:val="FF0000"/>
+          <w:sz w:val="24"/>
         </w:rPr>
         <w:t>Мала єктенія</w:t>
       </w:r>
@@ -12107,6 +12123,7 @@
           <w:b/>
           <w:i/>
           <w:color w:val="FF0000"/>
+          <w:sz w:val="24"/>
         </w:rPr>
         <w:t>Другий сідальний</w:t>
       </w:r>
@@ -12235,6 +12252,7 @@
           <w:b/>
           <w:i/>
           <w:color w:val="FF0000"/>
+          <w:sz w:val="24"/>
         </w:rPr>
         <w:t>Псалом 50</w:t>
       </w:r>
@@ -13317,6 +13335,7 @@
           <w:rFonts w:ascii="Times New Roman" w:hAnsi="Times New Roman"/>
           <w:i/>
           <w:color w:val="FF0000"/>
+          <w:sz w:val="24"/>
         </w:rPr>
         <w:t>Мала єктенія</w:t>
       </w:r>
@@ -14241,6 +14260,7 @@
           <w:rFonts w:ascii="Times New Roman" w:hAnsi="Times New Roman"/>
           <w:i/>
           <w:color w:val="FF0000"/>
+          <w:sz w:val="24"/>
         </w:rPr>
         <w:t>Мала єктенія</w:t>
       </w:r>
@@ -15283,6 +15303,7 @@
           <w:b/>
           <w:i/>
           <w:color w:val="FF0000"/>
+          <w:sz w:val="24"/>
         </w:rPr>
         <w:t>Пісня Богородиці</w:t>
       </w:r>
@@ -15531,6 +15552,7 @@
           <w:b/>
           <w:i/>
           <w:color w:val="FF0000"/>
+          <w:sz w:val="24"/>
         </w:rPr>
         <w:t>Пісня 9</w:t>
       </w:r>
@@ -15768,6 +15790,7 @@
           <w:b/>
           <w:i/>
           <w:color w:val="FF0000"/>
+          <w:sz w:val="24"/>
         </w:rPr>
         <w:t>Мала єктенія</w:t>
       </w:r>
@@ -16703,6 +16726,7 @@
           <w:b/>
           <w:i/>
           <w:color w:val="FF0000"/>
+          <w:sz w:val="24"/>
         </w:rPr>
         <w:t>Стихири</w:t>
       </w:r>
@@ -16973,6 +16997,7 @@
           <w:b/>
           <w:i/>
           <w:color w:val="FF0000"/>
+          <w:sz w:val="24"/>
         </w:rPr>
         <w:t>Велике славослов'я</w:t>
       </w:r>
@@ -17542,6 +17567,7 @@
           <w:b/>
           <w:i/>
           <w:color w:val="FF0000"/>
+          <w:sz w:val="24"/>
         </w:rPr>
         <w:t>Тропар</w:t>
       </w:r>
@@ -17677,6 +17703,7 @@
           <w:b/>
           <w:i/>
           <w:color w:val="FF0000"/>
+          <w:sz w:val="24"/>
         </w:rPr>
         <w:t>Єктенія усильного благання</w:t>
       </w:r>
@@ -18126,6 +18153,7 @@
           <w:b/>
           <w:i/>
           <w:color w:val="FF0000"/>
+          <w:sz w:val="24"/>
         </w:rPr>
         <w:t>Прохальна єктенія</w:t>
       </w:r>
